--- a/docs/TECHNICAL_DOCUMENTATION.docx
+++ b/docs/TECHNICAL_DOCUMENTATION.docx
@@ -571,7 +571,89 @@
         <w:pStyle w:val="Heading1"/>
       </w:pPr>
       <w:r>
-        <w:t>3. Supabase schema (run in order)</w:t>
+        <w:t>3. Supabase schema</w:t>
+      </w:r>
+    </w:p>
+    <w:p>
+      <w:r>
+        <w:t xml:space="preserve">Canonical SQL is </w:t>
+      </w:r>
+      <w:r>
+        <w:rPr>
+          <w:rFonts w:ascii="Courier New" w:hAnsi="Courier New"/>
+        </w:rPr>
+        <w:t>supabase/migrations/</w:t>
+      </w:r>
+      <w:r>
+        <w:t xml:space="preserve">. The Supabase GitHub integration (working directory </w:t>
+      </w:r>
+      <w:r>
+        <w:rPr>
+          <w:rFonts w:ascii="Courier New" w:hAnsi="Courier New"/>
+        </w:rPr>
+        <w:t>.</w:t>
+      </w:r>
+      <w:r>
+        <w:t xml:space="preserve">) applies new files there to production on merge to </w:t>
+      </w:r>
+      <w:r>
+        <w:rPr>
+          <w:rFonts w:ascii="Courier New" w:hAnsi="Courier New"/>
+        </w:rPr>
+        <w:t>main</w:t>
+      </w:r>
+      <w:r>
+        <w:t xml:space="preserve">. </w:t>
+      </w:r>
+      <w:r>
+        <w:rPr>
+          <w:rFonts w:ascii="Courier New" w:hAnsi="Courier New"/>
+        </w:rPr>
+        <w:t>sql/*.sql</w:t>
+      </w:r>
+      <w:r>
+        <w:t xml:space="preserve"> are pointers, not a second schema. Do not edit a migration that has already been applied; add a new timestamped file with </w:t>
+      </w:r>
+      <w:r>
+        <w:rPr>
+          <w:rFonts w:ascii="Courier New" w:hAnsi="Courier New"/>
+        </w:rPr>
+        <w:t>supabase migration new &lt;name&gt;</w:t>
+      </w:r>
+      <w:r>
+        <w:t xml:space="preserve">. No service role key in the SQL or in </w:t>
+      </w:r>
+      <w:r>
+        <w:rPr>
+          <w:rFonts w:ascii="Courier New" w:hAnsi="Courier New"/>
+        </w:rPr>
+        <w:t>supabase/config.toml</w:t>
+      </w:r>
+      <w:r>
+        <w:t>.</w:t>
+      </w:r>
+    </w:p>
+    <w:p>
+      <w:r>
+        <w:t xml:space="preserve">The first seven migrations match the old </w:t>
+      </w:r>
+      <w:r>
+        <w:rPr>
+          <w:rFonts w:ascii="Courier New" w:hAnsi="Courier New"/>
+        </w:rPr>
+        <w:t>sql/001</w:t>
+      </w:r>
+      <w:r>
+        <w:t>–</w:t>
+      </w:r>
+      <w:r>
+        <w:rPr>
+          <w:rFonts w:ascii="Courier New" w:hAnsi="Courier New"/>
+        </w:rPr>
+        <w:t>007</w:t>
+      </w:r>
+      <w:r>
+        <w:t xml:space="preserve"> scripts and are idempotent, so they succeed on an empty database and on a database where those scripts already ran in the SQL editor.</w:t>
       </w:r>
     </w:p>
     <w:tbl>
@@ -595,7 +677,7 @@
               <w:rPr>
                 <w:b/>
               </w:rPr>
-              <w:t>File</w:t>
+              <w:t>Migration</w:t>
             </w:r>
           </w:p>
         </w:tc>
@@ -633,7 +715,10 @@
           </w:tcPr>
           <w:p>
             <w:r>
-              <w:t>001_schema</w:t>
+              <w:rPr>
+                <w:rFonts w:ascii="Courier New" w:hAnsi="Courier New"/>
+              </w:rPr>
+              <w:t>20261029105510_schema.sql</w:t>
             </w:r>
           </w:p>
         </w:tc>
@@ -701,7 +786,10 @@
           </w:tcPr>
           <w:p>
             <w:r>
-              <w:t>002_beta</w:t>
+              <w:rPr>
+                <w:rFonts w:ascii="Courier New" w:hAnsi="Courier New"/>
+              </w:rPr>
+              <w:t>20261029105511_beta.sql</w:t>
             </w:r>
           </w:p>
         </w:tc>
@@ -769,7 +857,10 @@
           </w:tcPr>
           <w:p>
             <w:r>
-              <w:t>003_seed_lounge</w:t>
+              <w:rPr>
+                <w:rFonts w:ascii="Courier New" w:hAnsi="Courier New"/>
+              </w:rPr>
+              <w:t>20261029105513_seed_lounge.sql</w:t>
             </w:r>
           </w:p>
         </w:tc>
@@ -789,7 +880,13 @@
           </w:tcPr>
           <w:p>
             <w:r>
-              <w:t>—</w:t>
+              <w:rPr>
+                <w:rFonts w:ascii="Courier New" w:hAnsi="Courier New"/>
+              </w:rPr>
+              <w:t>ON CONFLICT (id) DO UPDATE</w:t>
+            </w:r>
+            <w:r>
+              <w:t xml:space="preserve"> (no duplicate starter rows)</w:t>
             </w:r>
           </w:p>
         </w:tc>
@@ -801,7 +898,10 @@
           </w:tcPr>
           <w:p>
             <w:r>
-              <w:t>004_feedback_referral</w:t>
+              <w:rPr>
+                <w:rFonts w:ascii="Courier New" w:hAnsi="Courier New"/>
+              </w:rPr>
+              <w:t>20261029105515_feedback_referral.sql</w:t>
             </w:r>
           </w:p>
         </w:tc>
@@ -845,7 +945,10 @@
           </w:tcPr>
           <w:p>
             <w:r>
-              <w:t>005_empower</w:t>
+              <w:rPr>
+                <w:rFonts w:ascii="Courier New" w:hAnsi="Courier New"/>
+              </w:rPr>
+              <w:t>20261029105517_empower.sql</w:t>
             </w:r>
           </w:p>
         </w:tc>
@@ -910,7 +1013,10 @@
           </w:tcPr>
           <w:p>
             <w:r>
-              <w:t>006_briefing</w:t>
+              <w:rPr>
+                <w:rFonts w:ascii="Courier New" w:hAnsi="Courier New"/>
+              </w:rPr>
+              <w:t>20261029105518_briefing.sql</w:t>
             </w:r>
           </w:p>
         </w:tc>
@@ -993,7 +1099,10 @@
           </w:tcPr>
           <w:p>
             <w:r>
-              <w:t>007_ux</w:t>
+              <w:rPr>
+                <w:rFonts w:ascii="Courier New" w:hAnsi="Courier New"/>
+              </w:rPr>
+              <w:t>20261029105520_ux.sql</w:t>
             </w:r>
           </w:p>
         </w:tc>
